--- a/Planificación_0.3.docx
+++ b/Planificación_0.3.docx
@@ -12,7 +12,7 @@
     </w:p>
     <w:p>
       <w:r>
-        <w:t>Última actualización: 14/06/2026</w:t>
+        <w:t>Última actualización: 25/06/2026</w:t>
       </w:r>
     </w:p>
     <w:p>
@@ -31,6 +31,11 @@
     <w:p>
       <w:r>
         <w:t>El foco técnico ya no es solo seguimiento ocular. El control funcional del cursor se apoya en la nariz como joystick; la estimación de mirada queda como línea futura.</w:t>
+      </w:r>
+    </w:p>
+    <w:p>
+      <w:r>
+        <w:t>La versión 0.3 agrega arbitraje de gestos, puntajes de confianza, diagnóstico en vivo, logs de sesión y perfiles especializados para accesibilidad y juegos simples.</w:t>
       </w:r>
     </w:p>
     <w:p>
@@ -175,7 +180,39 @@
           </w:tcPr>
           <w:p>
             <w:r>
-              <w:t>Detecta boca, sonrisa, cejas, guiño, ojos abiertos y nariz; debounce y calibración neutral adaptativa.</w:t>
+              <w:t>Detecta boca, sonrisa, cejas, guiño, ojos abiertos y nariz. Debounce, calibración neutral adaptativa y gesture_scores (confidence, margin, active_raw).</w:t>
+            </w:r>
+          </w:p>
+        </w:tc>
+      </w:tr>
+      <w:tr>
+        <w:tc>
+          <w:tcPr>
+            <w:tcW w:type="dxa" w:w="2880"/>
+          </w:tcPr>
+          <w:p>
+            <w:r>
+              <w:t>Arbitraje de gestos</w:t>
+            </w:r>
+          </w:p>
+        </w:tc>
+        <w:tc>
+          <w:tcPr>
+            <w:tcW w:type="dxa" w:w="2880"/>
+          </w:tcPr>
+          <w:p>
+            <w:r>
+              <w:t>✅ Hecho</w:t>
+            </w:r>
+          </w:p>
+        </w:tc>
+        <w:tc>
+          <w:tcPr>
+            <w:tcW w:type="dxa" w:w="2880"/>
+          </w:tcPr>
+          <w:p>
+            <w:r>
+              <w:t>GestureArbiter resuelve conflictos por grupo, aplica estabilidad temporal y modo realtime para baja latencia en key_hold y hotkey.</w:t>
             </w:r>
           </w:p>
         </w:tc>
@@ -207,7 +244,7 @@
           </w:tcPr>
           <w:p>
             <w:r>
-              <w:t>Acciones por perfil usando hotkeys con pyautogui.</w:t>
+              <w:t>Soporta hotkey (pulsación única) y key_hold (tecla sostenida). Configurable por gesto desde la UI con switch 'Mantener'.</w:t>
             </w:r>
           </w:p>
         </w:tc>
@@ -303,7 +340,39 @@
           </w:tcPr>
           <w:p>
             <w:r>
-              <w:t>Clonar perfiles, guardar umbrales, acciones, voz y mouse. Cambios inmediatos.</w:t>
+              <w:t>Tres perfiles: navegacion, accesibilidad_pc, juego_simple. Cada uno con gestos, umbrales, mouse y cooldown propios.</w:t>
+            </w:r>
+          </w:p>
+        </w:tc>
+      </w:tr>
+      <w:tr>
+        <w:tc>
+          <w:tcPr>
+            <w:tcW w:type="dxa" w:w="2880"/>
+          </w:tcPr>
+          <w:p>
+            <w:r>
+              <w:t>Cooldown configurable</w:t>
+            </w:r>
+          </w:p>
+        </w:tc>
+        <w:tc>
+          <w:tcPr>
+            <w:tcW w:type="dxa" w:w="2880"/>
+          </w:tcPr>
+          <w:p>
+            <w:r>
+              <w:t>✅ Hecho</w:t>
+            </w:r>
+          </w:p>
+        </w:tc>
+        <w:tc>
+          <w:tcPr>
+            <w:tcW w:type="dxa" w:w="2880"/>
+          </w:tcPr>
+          <w:p>
+            <w:r>
+              <w:t>gesture_cooldown global (default 0.3 s) con override por perfil. El perfil juego_simple usa 0.15 s.</w:t>
             </w:r>
           </w:p>
         </w:tc>
@@ -411,7 +480,7 @@
           </w:tcPr>
           <w:p>
             <w:r>
-              <w:t>Toggle voz desde Config</w:t>
+              <w:t>Toggle voz/mouse desde Config</w:t>
             </w:r>
           </w:p>
         </w:tc>
@@ -431,7 +500,7 @@
           </w:tcPr>
           <w:p>
             <w:r>
-              <w:t>CTkSwitch en panel derecho de Configuración, persiste y aplica inmediatamente.</w:t>
+              <w:t>CTkSwitch persistente con efecto inmediato para ambos módulos.</w:t>
             </w:r>
           </w:p>
         </w:tc>
@@ -443,7 +512,7 @@
           </w:tcPr>
           <w:p>
             <w:r>
-              <w:t>Toggle mouse desde Config</w:t>
+              <w:t>Diagnóstico de gestos en vivo</w:t>
             </w:r>
           </w:p>
         </w:tc>
@@ -463,7 +532,71 @@
           </w:tcPr>
           <w:p>
             <w:r>
-              <w:t>CTkSwitch en tab Mouse, persiste y aplica inmediatamente.</w:t>
+              <w:t>Tarjeta en Inicio: ganador, crudos, descartados, frames de activación por grupo.</w:t>
+            </w:r>
+          </w:p>
+        </w:tc>
+      </w:tr>
+      <w:tr>
+        <w:tc>
+          <w:tcPr>
+            <w:tcW w:type="dxa" w:w="2880"/>
+          </w:tcPr>
+          <w:p>
+            <w:r>
+              <w:t>Logs JSONL de diagnóstico</w:t>
+            </w:r>
+          </w:p>
+        </w:tc>
+        <w:tc>
+          <w:tcPr>
+            <w:tcW w:type="dxa" w:w="2880"/>
+          </w:tcPr>
+          <w:p>
+            <w:r>
+              <w:t>✅ Hecho</w:t>
+            </w:r>
+          </w:p>
+        </w:tc>
+        <w:tc>
+          <w:tcPr>
+            <w:tcW w:type="dxa" w:w="2880"/>
+          </w:tcPr>
+          <w:p>
+            <w:r>
+              <w:t>GestureDiagnosticsLogger guarda eventos por sesión con perfil, gesto y debug completo.</w:t>
+            </w:r>
+          </w:p>
+        </w:tc>
+      </w:tr>
+      <w:tr>
+        <w:tc>
+          <w:tcPr>
+            <w:tcW w:type="dxa" w:w="2880"/>
+          </w:tcPr>
+          <w:p>
+            <w:r>
+              <w:t>Tests automatizados</w:t>
+            </w:r>
+          </w:p>
+        </w:tc>
+        <w:tc>
+          <w:tcPr>
+            <w:tcW w:type="dxa" w:w="2880"/>
+          </w:tcPr>
+          <w:p>
+            <w:r>
+              <w:t>⚠️ Parcial</w:t>
+            </w:r>
+          </w:p>
+        </w:tc>
+        <w:tc>
+          <w:tcPr>
+            <w:tcW w:type="dxa" w:w="2880"/>
+          </w:tcPr>
+          <w:p>
+            <w:r>
+              <w:t>Suite de tests para GestureArbiter, gesture_scores, diagnostics logger y latencia. Faltan tests de UI y voz.</w:t>
             </w:r>
           </w:p>
         </w:tc>
@@ -496,38 +629,6 @@
           <w:p>
             <w:r>
               <w:t>Módulos placeholder. No es parte del MVP actual.</w:t>
-            </w:r>
-          </w:p>
-        </w:tc>
-      </w:tr>
-      <w:tr>
-        <w:tc>
-          <w:tcPr>
-            <w:tcW w:type="dxa" w:w="2880"/>
-          </w:tcPr>
-          <w:p>
-            <w:r>
-              <w:t>Pruebas automatizadas</w:t>
-            </w:r>
-          </w:p>
-        </w:tc>
-        <w:tc>
-          <w:tcPr>
-            <w:tcW w:type="dxa" w:w="2880"/>
-          </w:tcPr>
-          <w:p>
-            <w:r>
-              <w:t>🔲 Pendiente</w:t>
-            </w:r>
-          </w:p>
-        </w:tc>
-        <w:tc>
-          <w:tcPr>
-            <w:tcW w:type="dxa" w:w="2880"/>
-          </w:tcPr>
-          <w:p>
-            <w:r>
-              <w:t>No hay suite de tests.</w:t>
             </w:r>
           </w:p>
         </w:tc>
@@ -780,7 +881,49 @@
           </w:tcPr>
           <w:p>
             <w:r>
-              <w:t>Como usuario quiero perfiles distintos para cambiar sensibilidad y acciones.</w:t>
+              <w:t>Como usuario quiero elegir entre pulsar una tecla o mantenerla presionada por gesto.</w:t>
+            </w:r>
+          </w:p>
+        </w:tc>
+        <w:tc>
+          <w:tcPr>
+            <w:tcW w:type="dxa" w:w="2160"/>
+          </w:tcPr>
+          <w:p>
+            <w:r>
+              <w:t>Alta</w:t>
+            </w:r>
+          </w:p>
+        </w:tc>
+        <w:tc>
+          <w:tcPr>
+            <w:tcW w:type="dxa" w:w="2160"/>
+          </w:tcPr>
+          <w:p>
+            <w:r>
+              <w:t>✅ Hecha</w:t>
+            </w:r>
+          </w:p>
+        </w:tc>
+      </w:tr>
+      <w:tr>
+        <w:tc>
+          <w:tcPr>
+            <w:tcW w:type="dxa" w:w="2160"/>
+          </w:tcPr>
+          <w:p>
+            <w:r>
+              <w:t>HU6</w:t>
+            </w:r>
+          </w:p>
+        </w:tc>
+        <w:tc>
+          <w:tcPr>
+            <w:tcW w:type="dxa" w:w="2160"/>
+          </w:tcPr>
+          <w:p>
+            <w:r>
+              <w:t>Como usuario quiero perfiles distintos para cambiar sensibilidad y acciones según la tarea.</w:t>
             </w:r>
           </w:p>
         </w:tc>
@@ -812,7 +955,49 @@
           </w:tcPr>
           <w:p>
             <w:r>
-              <w:t>HU6</w:t>
+              <w:t>HU7</w:t>
+            </w:r>
+          </w:p>
+        </w:tc>
+        <w:tc>
+          <w:tcPr>
+            <w:tcW w:type="dxa" w:w="2160"/>
+          </w:tcPr>
+          <w:p>
+            <w:r>
+              <w:t>Como usuario quiero un perfil listo para jugar juegos simples con el menor retardo posible.</w:t>
+            </w:r>
+          </w:p>
+        </w:tc>
+        <w:tc>
+          <w:tcPr>
+            <w:tcW w:type="dxa" w:w="2160"/>
+          </w:tcPr>
+          <w:p>
+            <w:r>
+              <w:t>Media</w:t>
+            </w:r>
+          </w:p>
+        </w:tc>
+        <w:tc>
+          <w:tcPr>
+            <w:tcW w:type="dxa" w:w="2160"/>
+          </w:tcPr>
+          <w:p>
+            <w:r>
+              <w:t>✅ Hecha</w:t>
+            </w:r>
+          </w:p>
+        </w:tc>
+      </w:tr>
+      <w:tr>
+        <w:tc>
+          <w:tcPr>
+            <w:tcW w:type="dxa" w:w="2160"/>
+          </w:tcPr>
+          <w:p>
+            <w:r>
+              <w:t>HU8</w:t>
             </w:r>
           </w:p>
         </w:tc>
@@ -854,7 +1039,7 @@
           </w:tcPr>
           <w:p>
             <w:r>
-              <w:t>HU7</w:t>
+              <w:t>HU9</w:t>
             </w:r>
           </w:p>
         </w:tc>
@@ -896,7 +1081,49 @@
           </w:tcPr>
           <w:p>
             <w:r>
-              <w:t>HU8</w:t>
+              <w:t>HU10</w:t>
+            </w:r>
+          </w:p>
+        </w:tc>
+        <w:tc>
+          <w:tcPr>
+            <w:tcW w:type="dxa" w:w="2160"/>
+          </w:tcPr>
+          <w:p>
+            <w:r>
+              <w:t>Como usuario quiero ver qué gestos detectó el sistema y por qué eligió uno sobre otro.</w:t>
+            </w:r>
+          </w:p>
+        </w:tc>
+        <w:tc>
+          <w:tcPr>
+            <w:tcW w:type="dxa" w:w="2160"/>
+          </w:tcPr>
+          <w:p>
+            <w:r>
+              <w:t>Media</w:t>
+            </w:r>
+          </w:p>
+        </w:tc>
+        <w:tc>
+          <w:tcPr>
+            <w:tcW w:type="dxa" w:w="2160"/>
+          </w:tcPr>
+          <w:p>
+            <w:r>
+              <w:t>✅ Hecha</w:t>
+            </w:r>
+          </w:p>
+        </w:tc>
+      </w:tr>
+      <w:tr>
+        <w:tc>
+          <w:tcPr>
+            <w:tcW w:type="dxa" w:w="2160"/>
+          </w:tcPr>
+          <w:p>
+            <w:r>
+              <w:t>HU11</w:t>
             </w:r>
           </w:p>
         </w:tc>
@@ -938,7 +1165,7 @@
           </w:tcPr>
           <w:p>
             <w:r>
-              <w:t>HU9</w:t>
+              <w:t>HU12</w:t>
             </w:r>
           </w:p>
         </w:tc>
@@ -980,7 +1207,7 @@
           </w:tcPr>
           <w:p>
             <w:r>
-              <w:t>HU10</w:t>
+              <w:t>HU13</w:t>
             </w:r>
           </w:p>
         </w:tc>
@@ -1022,7 +1249,7 @@
           </w:tcPr>
           <w:p>
             <w:r>
-              <w:t>HU11</w:t>
+              <w:t>HU14</w:t>
             </w:r>
           </w:p>
         </w:tc>
@@ -1064,7 +1291,7 @@
           </w:tcPr>
           <w:p>
             <w:r>
-              <w:t>HU12</w:t>
+              <w:t>HU15</w:t>
             </w:r>
           </w:p>
         </w:tc>
@@ -1094,7 +1321,7 @@
           </w:tcPr>
           <w:p>
             <w:r>
-              <w:t>🔲 Pendiente</w:t>
+              <w:t>⚠️ Parcial</w:t>
             </w:r>
           </w:p>
         </w:tc>
@@ -1347,7 +1574,7 @@
           </w:tcPr>
           <w:p>
             <w:r>
-              <w:t>Mover cursor por nariz como joystick asistivo.</w:t>
+              <w:t>Sostener teclas mientras dura un gesto (key_hold).</w:t>
             </w:r>
           </w:p>
         </w:tc>
@@ -1389,6 +1616,90 @@
           </w:tcPr>
           <w:p>
             <w:r>
+              <w:t>Resolver conflictos entre gestos similares antes de ejecutar.</w:t>
+            </w:r>
+          </w:p>
+        </w:tc>
+        <w:tc>
+          <w:tcPr>
+            <w:tcW w:type="dxa" w:w="2160"/>
+          </w:tcPr>
+          <w:p>
+            <w:r>
+              <w:t>Alta</w:t>
+            </w:r>
+          </w:p>
+        </w:tc>
+        <w:tc>
+          <w:tcPr>
+            <w:tcW w:type="dxa" w:w="2160"/>
+          </w:tcPr>
+          <w:p>
+            <w:r>
+              <w:t>✅ Cumplido — GestureArbiter</w:t>
+            </w:r>
+          </w:p>
+        </w:tc>
+      </w:tr>
+      <w:tr>
+        <w:tc>
+          <w:tcPr>
+            <w:tcW w:type="dxa" w:w="2160"/>
+          </w:tcPr>
+          <w:p>
+            <w:r>
+              <w:t>RF7</w:t>
+            </w:r>
+          </w:p>
+        </w:tc>
+        <w:tc>
+          <w:tcPr>
+            <w:tcW w:type="dxa" w:w="2160"/>
+          </w:tcPr>
+          <w:p>
+            <w:r>
+              <w:t>Mover cursor por nariz como joystick asistivo.</w:t>
+            </w:r>
+          </w:p>
+        </w:tc>
+        <w:tc>
+          <w:tcPr>
+            <w:tcW w:type="dxa" w:w="2160"/>
+          </w:tcPr>
+          <w:p>
+            <w:r>
+              <w:t>Alta</w:t>
+            </w:r>
+          </w:p>
+        </w:tc>
+        <w:tc>
+          <w:tcPr>
+            <w:tcW w:type="dxa" w:w="2160"/>
+          </w:tcPr>
+          <w:p>
+            <w:r>
+              <w:t>✅ Cumplido</w:t>
+            </w:r>
+          </w:p>
+        </w:tc>
+      </w:tr>
+      <w:tr>
+        <w:tc>
+          <w:tcPr>
+            <w:tcW w:type="dxa" w:w="2160"/>
+          </w:tcPr>
+          <w:p>
+            <w:r>
+              <w:t>RF8</w:t>
+            </w:r>
+          </w:p>
+        </w:tc>
+        <w:tc>
+          <w:tcPr>
+            <w:tcW w:type="dxa" w:w="2160"/>
+          </w:tcPr>
+          <w:p>
+            <w:r>
               <w:t>Ejecutar click por guiño.</w:t>
             </w:r>
           </w:p>
@@ -1421,7 +1732,7 @@
           </w:tcPr>
           <w:p>
             <w:r>
-              <w:t>RF7</w:t>
+              <w:t>RF9</w:t>
             </w:r>
           </w:p>
         </w:tc>
@@ -1463,7 +1774,7 @@
           </w:tcPr>
           <w:p>
             <w:r>
-              <w:t>RF8</w:t>
+              <w:t>RF10</w:t>
             </w:r>
           </w:p>
         </w:tc>
@@ -1505,7 +1816,7 @@
           </w:tcPr>
           <w:p>
             <w:r>
-              <w:t>RF9</w:t>
+              <w:t>RF11</w:t>
             </w:r>
           </w:p>
         </w:tc>
@@ -1547,7 +1858,7 @@
           </w:tcPr>
           <w:p>
             <w:r>
-              <w:t>RF10</w:t>
+              <w:t>RF12</w:t>
             </w:r>
           </w:p>
         </w:tc>
@@ -1589,7 +1900,91 @@
           </w:tcPr>
           <w:p>
             <w:r>
-              <w:t>RF11</w:t>
+              <w:t>RF13</w:t>
+            </w:r>
+          </w:p>
+        </w:tc>
+        <w:tc>
+          <w:tcPr>
+            <w:tcW w:type="dxa" w:w="2160"/>
+          </w:tcPr>
+          <w:p>
+            <w:r>
+              <w:t>Mostrar diagnóstico en vivo de gestos crudos, ganador y descartados.</w:t>
+            </w:r>
+          </w:p>
+        </w:tc>
+        <w:tc>
+          <w:tcPr>
+            <w:tcW w:type="dxa" w:w="2160"/>
+          </w:tcPr>
+          <w:p>
+            <w:r>
+              <w:t>Media</w:t>
+            </w:r>
+          </w:p>
+        </w:tc>
+        <w:tc>
+          <w:tcPr>
+            <w:tcW w:type="dxa" w:w="2160"/>
+          </w:tcPr>
+          <w:p>
+            <w:r>
+              <w:t>✅ Cumplido</w:t>
+            </w:r>
+          </w:p>
+        </w:tc>
+      </w:tr>
+      <w:tr>
+        <w:tc>
+          <w:tcPr>
+            <w:tcW w:type="dxa" w:w="2160"/>
+          </w:tcPr>
+          <w:p>
+            <w:r>
+              <w:t>RF14</w:t>
+            </w:r>
+          </w:p>
+        </w:tc>
+        <w:tc>
+          <w:tcPr>
+            <w:tcW w:type="dxa" w:w="2160"/>
+          </w:tcPr>
+          <w:p>
+            <w:r>
+              <w:t>Registrar logs de diagnóstico en JSONL por sesión.</w:t>
+            </w:r>
+          </w:p>
+        </w:tc>
+        <w:tc>
+          <w:tcPr>
+            <w:tcW w:type="dxa" w:w="2160"/>
+          </w:tcPr>
+          <w:p>
+            <w:r>
+              <w:t>Media</w:t>
+            </w:r>
+          </w:p>
+        </w:tc>
+        <w:tc>
+          <w:tcPr>
+            <w:tcW w:type="dxa" w:w="2160"/>
+          </w:tcPr>
+          <w:p>
+            <w:r>
+              <w:t>✅ Cumplido</w:t>
+            </w:r>
+          </w:p>
+        </w:tc>
+      </w:tr>
+      <w:tr>
+        <w:tc>
+          <w:tcPr>
+            <w:tcW w:type="dxa" w:w="2160"/>
+          </w:tcPr>
+          <w:p>
+            <w:r>
+              <w:t>RF15</w:t>
             </w:r>
           </w:p>
         </w:tc>
@@ -1631,7 +2026,7 @@
           </w:tcPr>
           <w:p>
             <w:r>
-              <w:t>RF12</w:t>
+              <w:t>RF16</w:t>
             </w:r>
           </w:p>
         </w:tc>
@@ -1745,7 +2140,7 @@
           </w:tcPr>
           <w:p>
             <w:r>
-              <w:t>El módulo de voz requiere .pkl en assets/models/modelos_v2/.</w:t>
+              <w:t>El módulo de voz requiere .pkl en assets/models/modelos_v2/. Sin ellos la voz no funciona.</w:t>
             </w:r>
           </w:p>
         </w:tc>
@@ -1767,7 +2162,7 @@
           </w:tcPr>
           <w:p>
             <w:r>
-              <w:t>Suite mínima de tests (config, mapeo de gestos, hotkeys simuladas)</w:t>
+              <w:t>Completar suite de tests (UI, voz, integración)</w:t>
             </w:r>
           </w:p>
         </w:tc>
@@ -1777,7 +2172,7 @@
           </w:tcPr>
           <w:p>
             <w:r>
-              <w:t>Reduce regresiones en partes críticas.</w:t>
+              <w:t>Ya existen tests para arbiter, scores y logger. Falta cobertura de mapeo de acciones y flujo de UI.</w:t>
             </w:r>
           </w:p>
         </w:tc>
@@ -1799,7 +2194,7 @@
           </w:tcPr>
           <w:p>
             <w:r>
-              <w:t>Hacer configurable el umbral de click por guiño desde perfil</w:t>
+              <w:t>Hacer configurable el umbral de clic por guiño desde la UI</w:t>
             </w:r>
           </w:p>
         </w:tc>
@@ -1809,7 +2204,7 @@
           </w:tcPr>
           <w:p>
             <w:r>
-              <w:t>Hoy tiene umbrales fijos en código.</w:t>
+              <w:t>Hoy usa umbrales fijos en código. Usuarios con diferentes condiciones lo necesitan ajustar.</w:t>
             </w:r>
           </w:p>
         </w:tc>
@@ -1831,7 +2226,7 @@
           </w:tcPr>
           <w:p>
             <w:r>
-              <w:t>Revisar nombres internos de métricas brow_raise/brow_frown</w:t>
+              <w:t>Ajuste fino de umbrales por tipo de gesto en el perfil juego_simple</w:t>
             </w:r>
           </w:p>
         </w:tc>
@@ -1841,7 +2236,7 @@
           </w:tcPr>
           <w:p>
             <w:r>
-              <w:t>Riesgo de gestos que nunca disparen por nombres inconsistentes.</w:t>
+              <w:t>El perfil existe pero los umbrales por defecto pueden necesitar calibración según el usuario.</w:t>
             </w:r>
           </w:p>
         </w:tc>
@@ -1873,7 +2268,39 @@
           </w:tcPr>
           <w:p>
             <w:r>
-              <w:t>Evita confusión entre UI principal y controlador OpenCV standalone.</w:t>
+              <w:t>Evita confusión y deuda técnica entre UI principal y controlador OpenCV standalone.</w:t>
+            </w:r>
+          </w:p>
+        </w:tc>
+      </w:tr>
+      <w:tr>
+        <w:tc>
+          <w:tcPr>
+            <w:tcW w:type="dxa" w:w="2880"/>
+          </w:tcPr>
+          <w:p>
+            <w:r>
+              <w:t>P2</w:t>
+            </w:r>
+          </w:p>
+        </w:tc>
+        <w:tc>
+          <w:tcPr>
+            <w:tcW w:type="dxa" w:w="2880"/>
+          </w:tcPr>
+          <w:p>
+            <w:r>
+              <w:t>Herramienta de resumen de logs JSONL</w:t>
+            </w:r>
+          </w:p>
+        </w:tc>
+        <w:tc>
+          <w:tcPr>
+            <w:tcW w:type="dxa" w:w="2880"/>
+          </w:tcPr>
+          <w:p>
+            <w:r>
+              <w:t>Con logs disponibles, una herramienta que muestre confusiones frecuentes acelera la calibración.</w:t>
             </w:r>
           </w:p>
         </w:tc>
@@ -1937,7 +2364,7 @@
           </w:tcPr>
           <w:p>
             <w:r>
-              <w:t>Permite validar requerimientos no funcionales.</w:t>
+              <w:t>Permite validar el impacto del arbitraje y el modo realtime con números concretos.</w:t>
             </w:r>
           </w:p>
         </w:tc>
@@ -2004,7 +2431,15 @@
         <w:pStyle w:val="ListBullet"/>
       </w:pPr>
       <w:r>
-        <w:t>Un perfil puede mapear al menos tres gestos a hotkeys y persistirlos.</w:t>
+        <w:t>Un perfil puede mapear al menos tres gestos, con al menos uno en modo key_hold.</w:t>
+      </w:r>
+    </w:p>
+    <w:p>
+      <w:pPr>
+        <w:pStyle w:val="ListBullet"/>
+      </w:pPr>
+      <w:r>
+        <w:t>El perfil juego_simple permite jugar un juego de flechas con latencia aceptable.</w:t>
       </w:r>
     </w:p>
     <w:p>
@@ -2037,6 +2472,14 @@
       </w:pPr>
       <w:r>
         <w:t>Los clics por guiño se pueden activar de forma consistente.</w:t>
+      </w:r>
+    </w:p>
+    <w:p>
+      <w:pPr>
+        <w:pStyle w:val="ListBullet"/>
+      </w:pPr>
+      <w:r>
+        <w:t>La tarjeta de diagnóstico muestra ganador, crudos y descartados correctamente.</w:t>
       </w:r>
     </w:p>
     <w:p>
@@ -2222,6 +2665,38 @@
           <w:p>
             <w:r>
               <w:t>Separar demo/experimental de la app principal.</w:t>
+            </w:r>
+          </w:p>
+        </w:tc>
+      </w:tr>
+      <w:tr>
+        <w:tc>
+          <w:tcPr>
+            <w:tcW w:type="dxa" w:w="2880"/>
+          </w:tcPr>
+          <w:p>
+            <w:r>
+              <w:t>Latencia perceptible en juegos con gestos de tipo key_hold</w:t>
+            </w:r>
+          </w:p>
+        </w:tc>
+        <w:tc>
+          <w:tcPr>
+            <w:tcW w:type="dxa" w:w="2880"/>
+          </w:tcPr>
+          <w:p>
+            <w:r>
+              <w:t>El juego no responde a tiempo para maniobras rápidas.</w:t>
+            </w:r>
+          </w:p>
+        </w:tc>
+        <w:tc>
+          <w:tcPr>
+            <w:tcW w:type="dxa" w:w="2880"/>
+          </w:tcPr>
+          <w:p>
+            <w:r>
+              <w:t>Usar modo realtime, ajustar hold_activation_frames=1 y gesture_cooldown bajo por perfil.</w:t>
             </w:r>
           </w:p>
         </w:tc>

--- a/Planificación_0.3.docx
+++ b/Planificación_0.3.docx
@@ -12,7 +12,7 @@
     </w:p>
     <w:p>
       <w:r>
-        <w:t>Última actualización: 25/06/2026</w:t>
+        <w:t>Última actualización: 26/06/2026</w:t>
       </w:r>
     </w:p>
     <w:p>
@@ -31,11 +31,6 @@
     <w:p>
       <w:r>
         <w:t>El foco técnico ya no es solo seguimiento ocular. El control funcional del cursor se apoya en la nariz como joystick; la estimación de mirada queda como línea futura.</w:t>
-      </w:r>
-    </w:p>
-    <w:p>
-      <w:r>
-        <w:t>La versión 0.3 agrega arbitraje de gestos, puntajes de confianza, diagnóstico en vivo, logs de sesión y perfiles especializados para accesibilidad y juegos simples.</w:t>
       </w:r>
     </w:p>
     <w:p>
@@ -180,39 +175,7 @@
           </w:tcPr>
           <w:p>
             <w:r>
-              <w:t>Detecta boca, sonrisa, cejas, guiño, ojos abiertos y nariz. Debounce, calibración neutral adaptativa y gesture_scores (confidence, margin, active_raw).</w:t>
-            </w:r>
-          </w:p>
-        </w:tc>
-      </w:tr>
-      <w:tr>
-        <w:tc>
-          <w:tcPr>
-            <w:tcW w:type="dxa" w:w="2880"/>
-          </w:tcPr>
-          <w:p>
-            <w:r>
-              <w:t>Arbitraje de gestos</w:t>
-            </w:r>
-          </w:p>
-        </w:tc>
-        <w:tc>
-          <w:tcPr>
-            <w:tcW w:type="dxa" w:w="2880"/>
-          </w:tcPr>
-          <w:p>
-            <w:r>
-              <w:t>✅ Hecho</w:t>
-            </w:r>
-          </w:p>
-        </w:tc>
-        <w:tc>
-          <w:tcPr>
-            <w:tcW w:type="dxa" w:w="2880"/>
-          </w:tcPr>
-          <w:p>
-            <w:r>
-              <w:t>GestureArbiter resuelve conflictos por grupo, aplica estabilidad temporal y modo realtime para baja latencia en key_hold y hotkey.</w:t>
+              <w:t>Detecta boca, sonrisa, cejas, guiño, ojos abiertos y nariz; debounce y calibración neutral adaptativa.</w:t>
             </w:r>
           </w:p>
         </w:tc>
@@ -244,7 +207,7 @@
           </w:tcPr>
           <w:p>
             <w:r>
-              <w:t>Soporta hotkey (pulsación única) y key_hold (tecla sostenida). Configurable por gesto desde la UI con switch 'Mantener'.</w:t>
+              <w:t>Acciones por perfil usando hotkeys con pydirectinput.</w:t>
             </w:r>
           </w:p>
         </w:tc>
@@ -340,39 +303,7 @@
           </w:tcPr>
           <w:p>
             <w:r>
-              <w:t>Tres perfiles: navegacion, accesibilidad_pc, juego_simple. Cada uno con gestos, umbrales, mouse y cooldown propios.</w:t>
-            </w:r>
-          </w:p>
-        </w:tc>
-      </w:tr>
-      <w:tr>
-        <w:tc>
-          <w:tcPr>
-            <w:tcW w:type="dxa" w:w="2880"/>
-          </w:tcPr>
-          <w:p>
-            <w:r>
-              <w:t>Cooldown configurable</w:t>
-            </w:r>
-          </w:p>
-        </w:tc>
-        <w:tc>
-          <w:tcPr>
-            <w:tcW w:type="dxa" w:w="2880"/>
-          </w:tcPr>
-          <w:p>
-            <w:r>
-              <w:t>✅ Hecho</w:t>
-            </w:r>
-          </w:p>
-        </w:tc>
-        <w:tc>
-          <w:tcPr>
-            <w:tcW w:type="dxa" w:w="2880"/>
-          </w:tcPr>
-          <w:p>
-            <w:r>
-              <w:t>gesture_cooldown global (default 0.3 s) con override por perfil. El perfil juego_simple usa 0.15 s.</w:t>
+              <w:t>Clonar perfiles, guardar umbrales, acciones, voz y mouse. Cambios inmediatos.</w:t>
             </w:r>
           </w:p>
         </w:tc>
@@ -480,7 +411,7 @@
           </w:tcPr>
           <w:p>
             <w:r>
-              <w:t>Toggle voz/mouse desde Config</w:t>
+              <w:t>Toggle voz desde Config</w:t>
             </w:r>
           </w:p>
         </w:tc>
@@ -500,7 +431,7 @@
           </w:tcPr>
           <w:p>
             <w:r>
-              <w:t>CTkSwitch persistente con efecto inmediato para ambos módulos.</w:t>
+              <w:t>CTkSwitch en panel derecho de Configuración, persiste y aplica inmediatamente.</w:t>
             </w:r>
           </w:p>
         </w:tc>
@@ -512,7 +443,7 @@
           </w:tcPr>
           <w:p>
             <w:r>
-              <w:t>Diagnóstico de gestos en vivo</w:t>
+              <w:t>Toggle mouse desde Config</w:t>
             </w:r>
           </w:p>
         </w:tc>
@@ -532,71 +463,7 @@
           </w:tcPr>
           <w:p>
             <w:r>
-              <w:t>Tarjeta en Inicio: ganador, crudos, descartados, frames de activación por grupo.</w:t>
-            </w:r>
-          </w:p>
-        </w:tc>
-      </w:tr>
-      <w:tr>
-        <w:tc>
-          <w:tcPr>
-            <w:tcW w:type="dxa" w:w="2880"/>
-          </w:tcPr>
-          <w:p>
-            <w:r>
-              <w:t>Logs JSONL de diagnóstico</w:t>
-            </w:r>
-          </w:p>
-        </w:tc>
-        <w:tc>
-          <w:tcPr>
-            <w:tcW w:type="dxa" w:w="2880"/>
-          </w:tcPr>
-          <w:p>
-            <w:r>
-              <w:t>✅ Hecho</w:t>
-            </w:r>
-          </w:p>
-        </w:tc>
-        <w:tc>
-          <w:tcPr>
-            <w:tcW w:type="dxa" w:w="2880"/>
-          </w:tcPr>
-          <w:p>
-            <w:r>
-              <w:t>GestureDiagnosticsLogger guarda eventos por sesión con perfil, gesto y debug completo.</w:t>
-            </w:r>
-          </w:p>
-        </w:tc>
-      </w:tr>
-      <w:tr>
-        <w:tc>
-          <w:tcPr>
-            <w:tcW w:type="dxa" w:w="2880"/>
-          </w:tcPr>
-          <w:p>
-            <w:r>
-              <w:t>Tests automatizados</w:t>
-            </w:r>
-          </w:p>
-        </w:tc>
-        <w:tc>
-          <w:tcPr>
-            <w:tcW w:type="dxa" w:w="2880"/>
-          </w:tcPr>
-          <w:p>
-            <w:r>
-              <w:t>⚠️ Parcial</w:t>
-            </w:r>
-          </w:p>
-        </w:tc>
-        <w:tc>
-          <w:tcPr>
-            <w:tcW w:type="dxa" w:w="2880"/>
-          </w:tcPr>
-          <w:p>
-            <w:r>
-              <w:t>Suite de tests para GestureArbiter, gesture_scores, diagnostics logger y latencia. Faltan tests de UI y voz.</w:t>
+              <w:t>CTkSwitch en tab Mouse, persiste y aplica inmediatamente.</w:t>
             </w:r>
           </w:p>
         </w:tc>
@@ -629,6 +496,38 @@
           <w:p>
             <w:r>
               <w:t>Módulos placeholder. No es parte del MVP actual.</w:t>
+            </w:r>
+          </w:p>
+        </w:tc>
+      </w:tr>
+      <w:tr>
+        <w:tc>
+          <w:tcPr>
+            <w:tcW w:type="dxa" w:w="2880"/>
+          </w:tcPr>
+          <w:p>
+            <w:r>
+              <w:t>Pruebas automatizadas</w:t>
+            </w:r>
+          </w:p>
+        </w:tc>
+        <w:tc>
+          <w:tcPr>
+            <w:tcW w:type="dxa" w:w="2880"/>
+          </w:tcPr>
+          <w:p>
+            <w:r>
+              <w:t>🔲 Pendiente</w:t>
+            </w:r>
+          </w:p>
+        </w:tc>
+        <w:tc>
+          <w:tcPr>
+            <w:tcW w:type="dxa" w:w="2880"/>
+          </w:tcPr>
+          <w:p>
+            <w:r>
+              <w:t>No hay suite de tests.</w:t>
             </w:r>
           </w:p>
         </w:tc>
@@ -881,49 +780,7 @@
           </w:tcPr>
           <w:p>
             <w:r>
-              <w:t>Como usuario quiero elegir entre pulsar una tecla o mantenerla presionada por gesto.</w:t>
-            </w:r>
-          </w:p>
-        </w:tc>
-        <w:tc>
-          <w:tcPr>
-            <w:tcW w:type="dxa" w:w="2160"/>
-          </w:tcPr>
-          <w:p>
-            <w:r>
-              <w:t>Alta</w:t>
-            </w:r>
-          </w:p>
-        </w:tc>
-        <w:tc>
-          <w:tcPr>
-            <w:tcW w:type="dxa" w:w="2160"/>
-          </w:tcPr>
-          <w:p>
-            <w:r>
-              <w:t>✅ Hecha</w:t>
-            </w:r>
-          </w:p>
-        </w:tc>
-      </w:tr>
-      <w:tr>
-        <w:tc>
-          <w:tcPr>
-            <w:tcW w:type="dxa" w:w="2160"/>
-          </w:tcPr>
-          <w:p>
-            <w:r>
-              <w:t>HU6</w:t>
-            </w:r>
-          </w:p>
-        </w:tc>
-        <w:tc>
-          <w:tcPr>
-            <w:tcW w:type="dxa" w:w="2160"/>
-          </w:tcPr>
-          <w:p>
-            <w:r>
-              <w:t>Como usuario quiero perfiles distintos para cambiar sensibilidad y acciones según la tarea.</w:t>
+              <w:t>Como usuario quiero perfiles distintos para cambiar sensibilidad y acciones.</w:t>
             </w:r>
           </w:p>
         </w:tc>
@@ -955,49 +812,7 @@
           </w:tcPr>
           <w:p>
             <w:r>
-              <w:t>HU7</w:t>
-            </w:r>
-          </w:p>
-        </w:tc>
-        <w:tc>
-          <w:tcPr>
-            <w:tcW w:type="dxa" w:w="2160"/>
-          </w:tcPr>
-          <w:p>
-            <w:r>
-              <w:t>Como usuario quiero un perfil listo para jugar juegos simples con el menor retardo posible.</w:t>
-            </w:r>
-          </w:p>
-        </w:tc>
-        <w:tc>
-          <w:tcPr>
-            <w:tcW w:type="dxa" w:w="2160"/>
-          </w:tcPr>
-          <w:p>
-            <w:r>
-              <w:t>Media</w:t>
-            </w:r>
-          </w:p>
-        </w:tc>
-        <w:tc>
-          <w:tcPr>
-            <w:tcW w:type="dxa" w:w="2160"/>
-          </w:tcPr>
-          <w:p>
-            <w:r>
-              <w:t>✅ Hecha</w:t>
-            </w:r>
-          </w:p>
-        </w:tc>
-      </w:tr>
-      <w:tr>
-        <w:tc>
-          <w:tcPr>
-            <w:tcW w:type="dxa" w:w="2160"/>
-          </w:tcPr>
-          <w:p>
-            <w:r>
-              <w:t>HU8</w:t>
+              <w:t>HU6</w:t>
             </w:r>
           </w:p>
         </w:tc>
@@ -1039,7 +854,7 @@
           </w:tcPr>
           <w:p>
             <w:r>
-              <w:t>HU9</w:t>
+              <w:t>HU7</w:t>
             </w:r>
           </w:p>
         </w:tc>
@@ -1081,49 +896,7 @@
           </w:tcPr>
           <w:p>
             <w:r>
-              <w:t>HU10</w:t>
-            </w:r>
-          </w:p>
-        </w:tc>
-        <w:tc>
-          <w:tcPr>
-            <w:tcW w:type="dxa" w:w="2160"/>
-          </w:tcPr>
-          <w:p>
-            <w:r>
-              <w:t>Como usuario quiero ver qué gestos detectó el sistema y por qué eligió uno sobre otro.</w:t>
-            </w:r>
-          </w:p>
-        </w:tc>
-        <w:tc>
-          <w:tcPr>
-            <w:tcW w:type="dxa" w:w="2160"/>
-          </w:tcPr>
-          <w:p>
-            <w:r>
-              <w:t>Media</w:t>
-            </w:r>
-          </w:p>
-        </w:tc>
-        <w:tc>
-          <w:tcPr>
-            <w:tcW w:type="dxa" w:w="2160"/>
-          </w:tcPr>
-          <w:p>
-            <w:r>
-              <w:t>✅ Hecha</w:t>
-            </w:r>
-          </w:p>
-        </w:tc>
-      </w:tr>
-      <w:tr>
-        <w:tc>
-          <w:tcPr>
-            <w:tcW w:type="dxa" w:w="2160"/>
-          </w:tcPr>
-          <w:p>
-            <w:r>
-              <w:t>HU11</w:t>
+              <w:t>HU8</w:t>
             </w:r>
           </w:p>
         </w:tc>
@@ -1165,7 +938,7 @@
           </w:tcPr>
           <w:p>
             <w:r>
-              <w:t>HU12</w:t>
+              <w:t>HU9</w:t>
             </w:r>
           </w:p>
         </w:tc>
@@ -1207,7 +980,7 @@
           </w:tcPr>
           <w:p>
             <w:r>
-              <w:t>HU13</w:t>
+              <w:t>HU10</w:t>
             </w:r>
           </w:p>
         </w:tc>
@@ -1249,7 +1022,7 @@
           </w:tcPr>
           <w:p>
             <w:r>
-              <w:t>HU14</w:t>
+              <w:t>HU11</w:t>
             </w:r>
           </w:p>
         </w:tc>
@@ -1291,7 +1064,7 @@
           </w:tcPr>
           <w:p>
             <w:r>
-              <w:t>HU15</w:t>
+              <w:t>HU12</w:t>
             </w:r>
           </w:p>
         </w:tc>
@@ -1321,7 +1094,7 @@
           </w:tcPr>
           <w:p>
             <w:r>
-              <w:t>⚠️ Parcial</w:t>
+              <w:t>🔲 Pendiente</w:t>
             </w:r>
           </w:p>
         </w:tc>
@@ -1574,7 +1347,7 @@
           </w:tcPr>
           <w:p>
             <w:r>
-              <w:t>Sostener teclas mientras dura un gesto (key_hold).</w:t>
+              <w:t>Mover cursor por nariz como joystick asistivo.</w:t>
             </w:r>
           </w:p>
         </w:tc>
@@ -1616,7 +1389,7 @@
           </w:tcPr>
           <w:p>
             <w:r>
-              <w:t>Resolver conflictos entre gestos similares antes de ejecutar.</w:t>
+              <w:t>Ejecutar click por guiño.</w:t>
             </w:r>
           </w:p>
         </w:tc>
@@ -1636,7 +1409,7 @@
           </w:tcPr>
           <w:p>
             <w:r>
-              <w:t>✅ Cumplido — GestureArbiter</w:t>
+              <w:t>✅ Cumplido</w:t>
             </w:r>
           </w:p>
         </w:tc>
@@ -1658,7 +1431,7 @@
           </w:tcPr>
           <w:p>
             <w:r>
-              <w:t>Mover cursor por nariz como joystick asistivo.</w:t>
+              <w:t>Guardar perfiles, umbrales, acciones y parámetros del mouse.</w:t>
             </w:r>
           </w:p>
         </w:tc>
@@ -1700,7 +1473,7 @@
           </w:tcPr>
           <w:p>
             <w:r>
-              <w:t>Ejecutar click por guiño.</w:t>
+              <w:t>Calibrar umbrales desde la UI.</w:t>
             </w:r>
           </w:p>
         </w:tc>
@@ -1710,7 +1483,7 @@
           </w:tcPr>
           <w:p>
             <w:r>
-              <w:t>Alta</w:t>
+              <w:t>Media</w:t>
             </w:r>
           </w:p>
         </w:tc>
@@ -1720,7 +1493,7 @@
           </w:tcPr>
           <w:p>
             <w:r>
-              <w:t>✅ Cumplido</w:t>
+              <w:t>✅ Cumplido — vista embebida</w:t>
             </w:r>
           </w:p>
         </w:tc>
@@ -1742,7 +1515,7 @@
           </w:tcPr>
           <w:p>
             <w:r>
-              <w:t>Guardar perfiles, umbrales, acciones y parámetros del mouse.</w:t>
+              <w:t>Mostrar feedback visual del módulo de voz en tiempo real.</w:t>
             </w:r>
           </w:p>
         </w:tc>
@@ -1784,90 +1557,6 @@
           </w:tcPr>
           <w:p>
             <w:r>
-              <w:t>Calibrar umbrales desde la UI.</w:t>
-            </w:r>
-          </w:p>
-        </w:tc>
-        <w:tc>
-          <w:tcPr>
-            <w:tcW w:type="dxa" w:w="2160"/>
-          </w:tcPr>
-          <w:p>
-            <w:r>
-              <w:t>Media</w:t>
-            </w:r>
-          </w:p>
-        </w:tc>
-        <w:tc>
-          <w:tcPr>
-            <w:tcW w:type="dxa" w:w="2160"/>
-          </w:tcPr>
-          <w:p>
-            <w:r>
-              <w:t>✅ Cumplido — vista embebida</w:t>
-            </w:r>
-          </w:p>
-        </w:tc>
-      </w:tr>
-      <w:tr>
-        <w:tc>
-          <w:tcPr>
-            <w:tcW w:type="dxa" w:w="2160"/>
-          </w:tcPr>
-          <w:p>
-            <w:r>
-              <w:t>RF11</w:t>
-            </w:r>
-          </w:p>
-        </w:tc>
-        <w:tc>
-          <w:tcPr>
-            <w:tcW w:type="dxa" w:w="2160"/>
-          </w:tcPr>
-          <w:p>
-            <w:r>
-              <w:t>Mostrar feedback visual del módulo de voz en tiempo real.</w:t>
-            </w:r>
-          </w:p>
-        </w:tc>
-        <w:tc>
-          <w:tcPr>
-            <w:tcW w:type="dxa" w:w="2160"/>
-          </w:tcPr>
-          <w:p>
-            <w:r>
-              <w:t>Alta</w:t>
-            </w:r>
-          </w:p>
-        </w:tc>
-        <w:tc>
-          <w:tcPr>
-            <w:tcW w:type="dxa" w:w="2160"/>
-          </w:tcPr>
-          <w:p>
-            <w:r>
-              <w:t>✅ Cumplido</w:t>
-            </w:r>
-          </w:p>
-        </w:tc>
-      </w:tr>
-      <w:tr>
-        <w:tc>
-          <w:tcPr>
-            <w:tcW w:type="dxa" w:w="2160"/>
-          </w:tcPr>
-          <w:p>
-            <w:r>
-              <w:t>RF12</w:t>
-            </w:r>
-          </w:p>
-        </w:tc>
-        <w:tc>
-          <w:tcPr>
-            <w:tcW w:type="dxa" w:w="2160"/>
-          </w:tcPr>
-          <w:p>
-            <w:r>
               <w:t>Activar/desactivar voz y mouse desde Configuración.</w:t>
             </w:r>
           </w:p>
@@ -1900,91 +1589,7 @@
           </w:tcPr>
           <w:p>
             <w:r>
-              <w:t>RF13</w:t>
-            </w:r>
-          </w:p>
-        </w:tc>
-        <w:tc>
-          <w:tcPr>
-            <w:tcW w:type="dxa" w:w="2160"/>
-          </w:tcPr>
-          <w:p>
-            <w:r>
-              <w:t>Mostrar diagnóstico en vivo de gestos crudos, ganador y descartados.</w:t>
-            </w:r>
-          </w:p>
-        </w:tc>
-        <w:tc>
-          <w:tcPr>
-            <w:tcW w:type="dxa" w:w="2160"/>
-          </w:tcPr>
-          <w:p>
-            <w:r>
-              <w:t>Media</w:t>
-            </w:r>
-          </w:p>
-        </w:tc>
-        <w:tc>
-          <w:tcPr>
-            <w:tcW w:type="dxa" w:w="2160"/>
-          </w:tcPr>
-          <w:p>
-            <w:r>
-              <w:t>✅ Cumplido</w:t>
-            </w:r>
-          </w:p>
-        </w:tc>
-      </w:tr>
-      <w:tr>
-        <w:tc>
-          <w:tcPr>
-            <w:tcW w:type="dxa" w:w="2160"/>
-          </w:tcPr>
-          <w:p>
-            <w:r>
-              <w:t>RF14</w:t>
-            </w:r>
-          </w:p>
-        </w:tc>
-        <w:tc>
-          <w:tcPr>
-            <w:tcW w:type="dxa" w:w="2160"/>
-          </w:tcPr>
-          <w:p>
-            <w:r>
-              <w:t>Registrar logs de diagnóstico en JSONL por sesión.</w:t>
-            </w:r>
-          </w:p>
-        </w:tc>
-        <w:tc>
-          <w:tcPr>
-            <w:tcW w:type="dxa" w:w="2160"/>
-          </w:tcPr>
-          <w:p>
-            <w:r>
-              <w:t>Media</w:t>
-            </w:r>
-          </w:p>
-        </w:tc>
-        <w:tc>
-          <w:tcPr>
-            <w:tcW w:type="dxa" w:w="2160"/>
-          </w:tcPr>
-          <w:p>
-            <w:r>
-              <w:t>✅ Cumplido</w:t>
-            </w:r>
-          </w:p>
-        </w:tc>
-      </w:tr>
-      <w:tr>
-        <w:tc>
-          <w:tcPr>
-            <w:tcW w:type="dxa" w:w="2160"/>
-          </w:tcPr>
-          <w:p>
-            <w:r>
-              <w:t>RF15</w:t>
+              <w:t>RF11</w:t>
             </w:r>
           </w:p>
         </w:tc>
@@ -2026,7 +1631,7 @@
           </w:tcPr>
           <w:p>
             <w:r>
-              <w:t>RF16</w:t>
+              <w:t>RF12</w:t>
             </w:r>
           </w:p>
         </w:tc>
@@ -2140,7 +1745,7 @@
           </w:tcPr>
           <w:p>
             <w:r>
-              <w:t>El módulo de voz requiere .pkl en assets/models/modelos_v2/. Sin ellos la voz no funciona.</w:t>
+              <w:t>El módulo de voz requiere .pkl en assets/models/modelos_v2/.</w:t>
             </w:r>
           </w:p>
         </w:tc>
@@ -2162,7 +1767,7 @@
           </w:tcPr>
           <w:p>
             <w:r>
-              <w:t>Completar suite de tests (UI, voz, integración)</w:t>
+              <w:t>Suite mínima de tests (config, mapeo de gestos, hotkeys simuladas)</w:t>
             </w:r>
           </w:p>
         </w:tc>
@@ -2172,7 +1777,7 @@
           </w:tcPr>
           <w:p>
             <w:r>
-              <w:t>Ya existen tests para arbiter, scores y logger. Falta cobertura de mapeo de acciones y flujo de UI.</w:t>
+              <w:t>Reduce regresiones en partes críticas.</w:t>
             </w:r>
           </w:p>
         </w:tc>
@@ -2194,7 +1799,7 @@
           </w:tcPr>
           <w:p>
             <w:r>
-              <w:t>Hacer configurable el umbral de clic por guiño desde la UI</w:t>
+              <w:t>Hacer configurable el umbral de click por guiño desde perfil</w:t>
             </w:r>
           </w:p>
         </w:tc>
@@ -2204,7 +1809,7 @@
           </w:tcPr>
           <w:p>
             <w:r>
-              <w:t>Hoy usa umbrales fijos en código. Usuarios con diferentes condiciones lo necesitan ajustar.</w:t>
+              <w:t>Hoy tiene umbrales fijos en código.</w:t>
             </w:r>
           </w:p>
         </w:tc>
@@ -2226,7 +1831,7 @@
           </w:tcPr>
           <w:p>
             <w:r>
-              <w:t>Ajuste fino de umbrales por tipo de gesto en el perfil juego_simple</w:t>
+              <w:t>Revisar nombres internos de métricas brow_raise/brow_frown</w:t>
             </w:r>
           </w:p>
         </w:tc>
@@ -2236,7 +1841,7 @@
           </w:tcPr>
           <w:p>
             <w:r>
-              <w:t>El perfil existe pero los umbrales por defecto pueden necesitar calibración según el usuario.</w:t>
+              <w:t>Riesgo de gestos que nunca disparen por nombres inconsistentes.</w:t>
             </w:r>
           </w:p>
         </w:tc>
@@ -2268,39 +1873,7 @@
           </w:tcPr>
           <w:p>
             <w:r>
-              <w:t>Evita confusión y deuda técnica entre UI principal y controlador OpenCV standalone.</w:t>
-            </w:r>
-          </w:p>
-        </w:tc>
-      </w:tr>
-      <w:tr>
-        <w:tc>
-          <w:tcPr>
-            <w:tcW w:type="dxa" w:w="2880"/>
-          </w:tcPr>
-          <w:p>
-            <w:r>
-              <w:t>P2</w:t>
-            </w:r>
-          </w:p>
-        </w:tc>
-        <w:tc>
-          <w:tcPr>
-            <w:tcW w:type="dxa" w:w="2880"/>
-          </w:tcPr>
-          <w:p>
-            <w:r>
-              <w:t>Herramienta de resumen de logs JSONL</w:t>
-            </w:r>
-          </w:p>
-        </w:tc>
-        <w:tc>
-          <w:tcPr>
-            <w:tcW w:type="dxa" w:w="2880"/>
-          </w:tcPr>
-          <w:p>
-            <w:r>
-              <w:t>Con logs disponibles, una herramienta que muestre confusiones frecuentes acelera la calibración.</w:t>
+              <w:t>Evita confusión entre UI principal y controlador OpenCV standalone.</w:t>
             </w:r>
           </w:p>
         </w:tc>
@@ -2364,7 +1937,7 @@
           </w:tcPr>
           <w:p>
             <w:r>
-              <w:t>Permite validar el impacto del arbitraje y el modo realtime con números concretos.</w:t>
+              <w:t>Permite validar requerimientos no funcionales.</w:t>
             </w:r>
           </w:p>
         </w:tc>
@@ -2431,15 +2004,7 @@
         <w:pStyle w:val="ListBullet"/>
       </w:pPr>
       <w:r>
-        <w:t>Un perfil puede mapear al menos tres gestos, con al menos uno en modo key_hold.</w:t>
-      </w:r>
-    </w:p>
-    <w:p>
-      <w:pPr>
-        <w:pStyle w:val="ListBullet"/>
-      </w:pPr>
-      <w:r>
-        <w:t>El perfil juego_simple permite jugar un juego de flechas con latencia aceptable.</w:t>
+        <w:t>Un perfil puede mapear al menos tres gestos a hotkeys y persistirlos.</w:t>
       </w:r>
     </w:p>
     <w:p>
@@ -2472,14 +2037,6 @@
       </w:pPr>
       <w:r>
         <w:t>Los clics por guiño se pueden activar de forma consistente.</w:t>
-      </w:r>
-    </w:p>
-    <w:p>
-      <w:pPr>
-        <w:pStyle w:val="ListBullet"/>
-      </w:pPr>
-      <w:r>
-        <w:t>La tarjeta de diagnóstico muestra ganador, crudos y descartados correctamente.</w:t>
       </w:r>
     </w:p>
     <w:p>
@@ -2612,7 +2169,7 @@
           </w:tcPr>
           <w:p>
             <w:r>
-              <w:t>Acciones pyautogui disparan sobre el sistema real durante pruebas</w:t>
+              <w:t>Acciones pydirectinput disparan sobre el sistema real durante pruebas</w:t>
             </w:r>
           </w:p>
         </w:tc>
@@ -2665,38 +2222,6 @@
           <w:p>
             <w:r>
               <w:t>Separar demo/experimental de la app principal.</w:t>
-            </w:r>
-          </w:p>
-        </w:tc>
-      </w:tr>
-      <w:tr>
-        <w:tc>
-          <w:tcPr>
-            <w:tcW w:type="dxa" w:w="2880"/>
-          </w:tcPr>
-          <w:p>
-            <w:r>
-              <w:t>Latencia perceptible en juegos con gestos de tipo key_hold</w:t>
-            </w:r>
-          </w:p>
-        </w:tc>
-        <w:tc>
-          <w:tcPr>
-            <w:tcW w:type="dxa" w:w="2880"/>
-          </w:tcPr>
-          <w:p>
-            <w:r>
-              <w:t>El juego no responde a tiempo para maniobras rápidas.</w:t>
-            </w:r>
-          </w:p>
-        </w:tc>
-        <w:tc>
-          <w:tcPr>
-            <w:tcW w:type="dxa" w:w="2880"/>
-          </w:tcPr>
-          <w:p>
-            <w:r>
-              <w:t>Usar modo realtime, ajustar hold_activation_frames=1 y gesture_cooldown bajo por perfil.</w:t>
             </w:r>
           </w:p>
         </w:tc>
